--- a/public/templates/condo-coop-management-agreement/template.docx
+++ b/public/templates/condo-coop-management-agreement/template.docx
@@ -1297,12 +1297,13 @@
       </w:pPr>
       <w:r>
         <w:t>[Signature Page Follows]</w:t>
+        <w:br w:type="page"/>
       </w:r>
     </w:p>
     <w:p>
       <w:pPr>
         <w:spacing w:after="160"/>
-        <w:jc w:val="both"/>
+        <w:jc w:val="center"/>
       </w:pPr>
       <w:r>
         <w:t>IN WITNESS HEREOF, the Parties do hereby enter into this Agreement, as of the date first set forth above.</w:t>
@@ -1311,6 +1312,7 @@
     <w:p>
       <w:pPr>
         <w:spacing w:before="200" w:after="40"/>
+        <w:jc w:val="center"/>
       </w:pPr>
       <w:r>
         <w:rPr>
@@ -1322,6 +1324,7 @@
     <w:p>
       <w:pPr>
         <w:spacing w:after="40"/>
+        <w:jc w:val="center"/>
       </w:pPr>
       <w:r>
         <w:t>By: ___________________________</w:t>
@@ -1330,7 +1333,7 @@
     <w:p>
       <w:pPr>
         <w:spacing w:after="160"/>
-        <w:jc w:val="both"/>
+        <w:jc w:val="center"/>
       </w:pPr>
       <w:r>
         <w:t>David Goldoff, President</w:t>
@@ -1338,7 +1341,27 @@
     </w:p>
     <w:p>
       <w:pPr>
+        <w:jc w:val="center"/>
+      </w:pPr>
+      <w:r>
+        <w:rPr>
+          <w:b w:val="0"/>
+        </w:rPr>
+        <w:t>Date:</w:t>
+      </w:r>
+    </w:p>
+    <w:p>
+      <w:pPr>
+        <w:pBdr>
+          <w:bottom w:val="single" w:sz="6" w:space="6" w:color="C9A55C"/>
+        </w:pBdr>
+        <w:jc w:val="center"/>
+      </w:pPr>
+    </w:p>
+    <w:p>
+      <w:pPr>
         <w:spacing w:before="200" w:after="40"/>
+        <w:jc w:val="center"/>
       </w:pPr>
       <w:r>
         <w:rPr>
@@ -1350,6 +1373,7 @@
     <w:p>
       <w:pPr>
         <w:spacing w:after="40"/>
+        <w:jc w:val="center"/>
       </w:pPr>
       <w:r>
         <w:t>By: ______________________</w:t>
@@ -1358,6 +1382,7 @@
     <w:p>
       <w:pPr>
         <w:spacing w:after="40"/>
+        <w:jc w:val="center"/>
       </w:pPr>
       <w:r>
         <w:t>Name:</w:t>
@@ -1366,9 +1391,21 @@
     <w:p>
       <w:pPr>
         <w:spacing w:after="40"/>
+        <w:jc w:val="center"/>
       </w:pPr>
       <w:r>
         <w:t>Title:</w:t>
+      </w:r>
+    </w:p>
+    <w:p>
+      <w:pPr>
+        <w:jc w:val="center"/>
+      </w:pPr>
+      <w:r>
+        <w:rPr>
+          <w:b w:val="0"/>
+        </w:rPr>
+        <w:t>Date:</w:t>
       </w:r>
     </w:p>
     <w:p>
